--- a/por/docx/53.content.docx
+++ b/por/docx/53.content.docx
@@ -19,7 +19,7 @@
         <w:rPr>
           <w:lang w:val="pt_PT" w:bidi="pt_PT"/>
         </w:rPr>
-        <w:t>Resource: Notas de Estudo - Introduções aos Livros (Tyndale)</w:t>
+        <w:t>Resource: Tyndale Open Study Notes</w:t>
       </w:r>
       <w:r>
         <w:rPr>
@@ -112,7 +112,7 @@
         <w:rPr>
           <w:lang w:val="pt_PT" w:bidi="pt_PT"/>
         </w:rPr>
-        <w:t>Notas de Estudo - Introduções aos Livros (Tyndale)</w:t>
+        <w:t>Tyndale Open Study Notes</w:t>
       </w:r>
     </w:p>
     <w:p>

--- a/por/docx/53.content.docx
+++ b/por/docx/53.content.docx
@@ -19,7 +19,7 @@
         <w:rPr>
           <w:lang w:val="pt_PT" w:bidi="pt_PT"/>
         </w:rPr>
-        <w:t>Resource: Tyndale Open Study Notes</w:t>
+        <w:t>Resource: Aquifer Open Study Notes (Book Intros)</w:t>
       </w:r>
       <w:r>
         <w:rPr>
@@ -112,7 +112,7 @@
         <w:rPr>
           <w:lang w:val="pt_PT" w:bidi="pt_PT"/>
         </w:rPr>
-        <w:t>Tyndale Open Study Notes</w:t>
+        <w:t>Aquifer Open Study Notes (Book Intros)</w:t>
       </w:r>
     </w:p>
     <w:p>

--- a/por/docx/53.content.docx
+++ b/por/docx/53.content.docx
@@ -258,90 +258,60 @@
         </w:rPr>
         <w:t>Desde a sua conversão, os cristãos de Tessalônica haviam enfrentado hostilidade (</w:t>
       </w:r>
-      <w:hyperlink r:id="rId13">
-        <w:r>
-          <w:rPr>
-            <w:lang w:val="pt_PT" w:bidi="pt_PT"/>
-          </w:rPr>
-          <w:rPr>
-            <w:color w:val="0000EE"/>
-            <w:u w:val="single"/>
-          </w:rPr>
-          <w:t>1Ts 1.6</w:t>
-        </w:r>
-      </w:hyperlink>
+      <w:r>
+        <w:rPr>
+          <w:lang w:val="pt_PT" w:bidi="pt_PT"/>
+        </w:rPr>
+        <w:t>1Ts 1.6</w:t>
+      </w:r>
       <w:r>
         <w:rPr>
           <w:lang w:val="pt_PT" w:bidi="pt_PT"/>
         </w:rPr>
         <w:t xml:space="preserve">; </w:t>
       </w:r>
-      <w:hyperlink r:id="rId14">
-        <w:r>
-          <w:rPr>
-            <w:lang w:val="pt_PT" w:bidi="pt_PT"/>
-          </w:rPr>
-          <w:rPr>
-            <w:color w:val="0000EE"/>
-            <w:u w:val="single"/>
-          </w:rPr>
-          <w:t>2.14</w:t>
-        </w:r>
-      </w:hyperlink>
+      <w:r>
+        <w:rPr>
+          <w:lang w:val="pt_PT" w:bidi="pt_PT"/>
+        </w:rPr>
+        <w:t>2.14</w:t>
+      </w:r>
       <w:r>
         <w:rPr>
           <w:lang w:val="pt_PT" w:bidi="pt_PT"/>
         </w:rPr>
         <w:t>), e Paulo estava preocupado se eles manteriam sua fé (</w:t>
       </w:r>
-      <w:hyperlink r:id="rId15">
-        <w:r>
-          <w:rPr>
-            <w:lang w:val="pt_PT" w:bidi="pt_PT"/>
-          </w:rPr>
-          <w:rPr>
-            <w:color w:val="0000EE"/>
-            <w:u w:val="single"/>
-          </w:rPr>
-          <w:t>1Ts 3.5</w:t>
-        </w:r>
-      </w:hyperlink>
+      <w:r>
+        <w:rPr>
+          <w:lang w:val="pt_PT" w:bidi="pt_PT"/>
+        </w:rPr>
+        <w:t>1Ts 3.5</w:t>
+      </w:r>
       <w:r>
         <w:rPr>
           <w:lang w:val="pt_PT" w:bidi="pt_PT"/>
         </w:rPr>
         <w:t>). Quando Paulo escreveu 1 Tessalonicenses, eles permaneceram firmes na fé, amor e esperança (</w:t>
       </w:r>
-      <w:hyperlink r:id="rId16">
-        <w:r>
-          <w:rPr>
-            <w:lang w:val="pt_PT" w:bidi="pt_PT"/>
-          </w:rPr>
-          <w:rPr>
-            <w:color w:val="0000EE"/>
-            <w:u w:val="single"/>
-          </w:rPr>
-          <w:t>1Ts 1.3</w:t>
-        </w:r>
-      </w:hyperlink>
+      <w:r>
+        <w:rPr>
+          <w:lang w:val="pt_PT" w:bidi="pt_PT"/>
+        </w:rPr>
+        <w:t>1Ts 1.3</w:t>
+      </w:r>
       <w:r>
         <w:rPr>
           <w:lang w:val="pt_PT" w:bidi="pt_PT"/>
         </w:rPr>
         <w:t xml:space="preserve">; </w:t>
       </w:r>
-      <w:hyperlink r:id="rId17">
-        <w:r>
-          <w:rPr>
-            <w:lang w:val="pt_PT" w:bidi="pt_PT"/>
-          </w:rPr>
-          <w:rPr>
-            <w:color w:val="0000EE"/>
-            <w:u w:val="single"/>
-          </w:rPr>
-          <w:t>3.6–8</w:t>
-        </w:r>
-      </w:hyperlink>
+      <w:r>
+        <w:rPr>
+          <w:lang w:val="pt_PT" w:bidi="pt_PT"/>
+        </w:rPr>
+        <w:t>3.6–8</w:t>
+      </w:r>
       <w:r>
         <w:rPr>
           <w:lang w:val="pt_PT" w:bidi="pt_PT"/>
@@ -362,54 +332,36 @@
         </w:rPr>
         <w:t>Depois que Paulo enviou sua primeira carta, a situação na igreja de Tessalônica piorou e a perseguição se intensificou. O que Paulo havia escrito anteriormente estava sendo combatido por um falso ensinamento que dizia que o dia do Senhor já havia chegado (</w:t>
       </w:r>
-      <w:hyperlink r:id="rId18">
-        <w:r>
-          <w:rPr>
-            <w:lang w:val="pt_PT" w:bidi="pt_PT"/>
-          </w:rPr>
-          <w:rPr>
-            <w:color w:val="0000EE"/>
-            <w:u w:val="single"/>
-          </w:rPr>
-          <w:t>2.2</w:t>
-        </w:r>
-      </w:hyperlink>
+      <w:r>
+        <w:rPr>
+          <w:lang w:val="pt_PT" w:bidi="pt_PT"/>
+        </w:rPr>
+        <w:t>2.2</w:t>
+      </w:r>
       <w:r>
         <w:rPr>
           <w:lang w:val="pt_PT" w:bidi="pt_PT"/>
         </w:rPr>
         <w:t>). Paulo escreveu 2 Tessalonicenses após receber essa notícia (</w:t>
       </w:r>
-      <w:hyperlink r:id="rId18">
-        <w:r>
-          <w:rPr>
-            <w:lang w:val="pt_PT" w:bidi="pt_PT"/>
-          </w:rPr>
-          <w:rPr>
-            <w:color w:val="0000EE"/>
-            <w:u w:val="single"/>
-          </w:rPr>
-          <w:t>2.2</w:t>
-        </w:r>
-      </w:hyperlink>
+      <w:r>
+        <w:rPr>
+          <w:lang w:val="pt_PT" w:bidi="pt_PT"/>
+        </w:rPr>
+        <w:t>2.2</w:t>
+      </w:r>
       <w:r>
         <w:rPr>
           <w:lang w:val="pt_PT" w:bidi="pt_PT"/>
         </w:rPr>
         <w:t xml:space="preserve">; </w:t>
       </w:r>
-      <w:hyperlink r:id="rId19">
-        <w:r>
-          <w:rPr>
-            <w:lang w:val="pt_PT" w:bidi="pt_PT"/>
-          </w:rPr>
-          <w:rPr>
-            <w:color w:val="0000EE"/>
-            <w:u w:val="single"/>
-          </w:rPr>
-          <w:t>3.11</w:t>
-        </w:r>
-      </w:hyperlink>
+      <w:r>
+        <w:rPr>
+          <w:lang w:val="pt_PT" w:bidi="pt_PT"/>
+        </w:rPr>
+        <w:t>3.11</w:t>
+      </w:r>
       <w:r>
         <w:rPr>
           <w:lang w:val="pt_PT" w:bidi="pt_PT"/>
@@ -441,72 +393,48 @@
         </w:rPr>
         <w:t>Segundo Tessalonicenses começa com a saudação habitual (</w:t>
       </w:r>
-      <w:hyperlink r:id="rId20">
-        <w:r>
-          <w:rPr>
-            <w:lang w:val="pt_PT" w:bidi="pt_PT"/>
-          </w:rPr>
-          <w:rPr>
-            <w:color w:val="0000EE"/>
-            <w:u w:val="single"/>
-          </w:rPr>
-          <w:t>1.1–2</w:t>
-        </w:r>
-      </w:hyperlink>
+      <w:r>
+        <w:rPr>
+          <w:lang w:val="pt_PT" w:bidi="pt_PT"/>
+        </w:rPr>
+        <w:t>1.1–2</w:t>
+      </w:r>
       <w:r>
         <w:rPr>
           <w:lang w:val="pt_PT" w:bidi="pt_PT"/>
         </w:rPr>
         <w:t>), e rapidamente passa para o agradecimento pela fé, amor e esperança perseverante da igreja, que se tornaram um modelo para outras congregações (</w:t>
       </w:r>
-      <w:hyperlink r:id="rId21">
-        <w:r>
-          <w:rPr>
-            <w:lang w:val="pt_PT" w:bidi="pt_PT"/>
-          </w:rPr>
-          <w:rPr>
-            <w:color w:val="0000EE"/>
-            <w:u w:val="single"/>
-          </w:rPr>
-          <w:t>1.3–4</w:t>
-        </w:r>
-      </w:hyperlink>
+      <w:r>
+        <w:rPr>
+          <w:lang w:val="pt_PT" w:bidi="pt_PT"/>
+        </w:rPr>
+        <w:t>1.3–4</w:t>
+      </w:r>
       <w:r>
         <w:rPr>
           <w:lang w:val="pt_PT" w:bidi="pt_PT"/>
         </w:rPr>
         <w:t>). Observando o sofrimento deles, Paulo diz que Deus julgará seus perseguidores e trará recompensa aos crentes tessalonicenses (</w:t>
       </w:r>
-      <w:hyperlink r:id="rId22">
-        <w:r>
-          <w:rPr>
-            <w:lang w:val="pt_PT" w:bidi="pt_PT"/>
-          </w:rPr>
-          <w:rPr>
-            <w:color w:val="0000EE"/>
-            <w:u w:val="single"/>
-          </w:rPr>
-          <w:t>1.5–10</w:t>
-        </w:r>
-      </w:hyperlink>
+      <w:r>
+        <w:rPr>
+          <w:lang w:val="pt_PT" w:bidi="pt_PT"/>
+        </w:rPr>
+        <w:t>1.5–10</w:t>
+      </w:r>
       <w:r>
         <w:rPr>
           <w:lang w:val="pt_PT" w:bidi="pt_PT"/>
         </w:rPr>
         <w:t>). Paulo agradece por esta igreja e ora para que Deus continue a torná-los dignos de seu chamado (</w:t>
       </w:r>
-      <w:hyperlink r:id="rId23">
-        <w:r>
-          <w:rPr>
-            <w:lang w:val="pt_PT" w:bidi="pt_PT"/>
-          </w:rPr>
-          <w:rPr>
-            <w:color w:val="0000EE"/>
-            <w:u w:val="single"/>
-          </w:rPr>
-          <w:t>1.11–12</w:t>
-        </w:r>
-      </w:hyperlink>
+      <w:r>
+        <w:rPr>
+          <w:lang w:val="pt_PT" w:bidi="pt_PT"/>
+        </w:rPr>
+        <w:t>1.11–12</w:t>
+      </w:r>
       <w:r>
         <w:rPr>
           <w:lang w:val="pt_PT" w:bidi="pt_PT"/>
@@ -527,108 +455,72 @@
         </w:rPr>
         <w:t>Paulo contraria o falso ensino de que “o dia do Senhor já começou” (</w:t>
       </w:r>
-      <w:hyperlink r:id="rId24">
-        <w:r>
-          <w:rPr>
-            <w:lang w:val="pt_PT" w:bidi="pt_PT"/>
-          </w:rPr>
-          <w:rPr>
-            <w:color w:val="0000EE"/>
-            <w:u w:val="single"/>
-          </w:rPr>
-          <w:t>2.1–2</w:t>
-        </w:r>
-      </w:hyperlink>
+      <w:r>
+        <w:rPr>
+          <w:lang w:val="pt_PT" w:bidi="pt_PT"/>
+        </w:rPr>
+        <w:t>2.1–2</w:t>
+      </w:r>
       <w:r>
         <w:rPr>
           <w:lang w:val="pt_PT" w:bidi="pt_PT"/>
         </w:rPr>
         <w:t>) e exorta a igreja a não ser enganada por essa doutrina (</w:t>
       </w:r>
-      <w:hyperlink r:id="rId25">
-        <w:r>
-          <w:rPr>
-            <w:lang w:val="pt_PT" w:bidi="pt_PT"/>
-          </w:rPr>
-          <w:rPr>
-            <w:color w:val="0000EE"/>
-            <w:u w:val="single"/>
-          </w:rPr>
-          <w:t>2.3</w:t>
-        </w:r>
-      </w:hyperlink>
+      <w:r>
+        <w:rPr>
+          <w:lang w:val="pt_PT" w:bidi="pt_PT"/>
+        </w:rPr>
+        <w:t>2.3</w:t>
+      </w:r>
       <w:r>
         <w:rPr>
           <w:lang w:val="pt_PT" w:bidi="pt_PT"/>
         </w:rPr>
         <w:t>). Ele descreve eventos que precederão a vinda de Cristo, quando a igreja será reunida para encontrá-lo (</w:t>
       </w:r>
-      <w:hyperlink r:id="rId26">
-        <w:r>
-          <w:rPr>
-            <w:lang w:val="pt_PT" w:bidi="pt_PT"/>
-          </w:rPr>
-          <w:rPr>
-            <w:color w:val="0000EE"/>
-            <w:u w:val="single"/>
-          </w:rPr>
-          <w:t>2.1–12</w:t>
-        </w:r>
-      </w:hyperlink>
+      <w:r>
+        <w:rPr>
+          <w:lang w:val="pt_PT" w:bidi="pt_PT"/>
+        </w:rPr>
+        <w:t>2.1–12</w:t>
+      </w:r>
       <w:r>
         <w:rPr>
           <w:lang w:val="pt_PT" w:bidi="pt_PT"/>
         </w:rPr>
         <w:t>). Primeiro, haverá uma rebelião contra Deus (</w:t>
       </w:r>
-      <w:hyperlink r:id="rId25">
-        <w:r>
-          <w:rPr>
-            <w:lang w:val="pt_PT" w:bidi="pt_PT"/>
-          </w:rPr>
-          <w:rPr>
-            <w:color w:val="0000EE"/>
-            <w:u w:val="single"/>
-          </w:rPr>
-          <w:t>2.3</w:t>
-        </w:r>
-      </w:hyperlink>
+      <w:r>
+        <w:rPr>
+          <w:lang w:val="pt_PT" w:bidi="pt_PT"/>
+        </w:rPr>
+        <w:t>2.3</w:t>
+      </w:r>
       <w:r>
         <w:rPr>
           <w:lang w:val="pt_PT" w:bidi="pt_PT"/>
         </w:rPr>
         <w:t>). Então, “o homem da iniquidade” virá, reivindicando ser divino e exigindo adoração (</w:t>
       </w:r>
-      <w:hyperlink r:id="rId27">
-        <w:r>
-          <w:rPr>
-            <w:lang w:val="pt_PT" w:bidi="pt_PT"/>
-          </w:rPr>
-          <w:rPr>
-            <w:color w:val="0000EE"/>
-            <w:u w:val="single"/>
-          </w:rPr>
-          <w:t>2.3–4</w:t>
-        </w:r>
-      </w:hyperlink>
+      <w:r>
+        <w:rPr>
+          <w:lang w:val="pt_PT" w:bidi="pt_PT"/>
+        </w:rPr>
+        <w:t>2.3–4</w:t>
+      </w:r>
       <w:r>
         <w:rPr>
           <w:lang w:val="pt_PT" w:bidi="pt_PT"/>
         </w:rPr>
         <w:t>). Embora ele seja capacitado por Satanás e engane muitos, Jesus o destruirá (</w:t>
       </w:r>
-      <w:hyperlink r:id="rId28">
-        <w:r>
-          <w:rPr>
-            <w:lang w:val="pt_PT" w:bidi="pt_PT"/>
-          </w:rPr>
-          <w:rPr>
-            <w:color w:val="0000EE"/>
-            <w:u w:val="single"/>
-          </w:rPr>
-          <w:t>2.8–12</w:t>
-        </w:r>
-      </w:hyperlink>
+      <w:r>
+        <w:rPr>
+          <w:lang w:val="pt_PT" w:bidi="pt_PT"/>
+        </w:rPr>
+        <w:t>2.8–12</w:t>
+      </w:r>
       <w:r>
         <w:rPr>
           <w:lang w:val="pt_PT" w:bidi="pt_PT"/>
@@ -649,72 +541,48 @@
         </w:rPr>
         <w:t>Paulo está confiante de que Deus escolheu e chamou os cristãos de Tessalônica, e ele os exorta a permanecerem firmes (</w:t>
       </w:r>
-      <w:hyperlink r:id="rId29">
-        <w:r>
-          <w:rPr>
-            <w:lang w:val="pt_PT" w:bidi="pt_PT"/>
-          </w:rPr>
-          <w:rPr>
-            <w:color w:val="0000EE"/>
-            <w:u w:val="single"/>
-          </w:rPr>
-          <w:t>2.13–15</w:t>
-        </w:r>
-      </w:hyperlink>
+      <w:r>
+        <w:rPr>
+          <w:lang w:val="pt_PT" w:bidi="pt_PT"/>
+        </w:rPr>
+        <w:t>2.13–15</w:t>
+      </w:r>
       <w:r>
         <w:rPr>
           <w:lang w:val="pt_PT" w:bidi="pt_PT"/>
         </w:rPr>
         <w:t>). Paulo conclui sua discussão sobre os eventos finais com uma oração pela igreja (</w:t>
       </w:r>
-      <w:hyperlink r:id="rId30">
-        <w:r>
-          <w:rPr>
-            <w:lang w:val="pt_PT" w:bidi="pt_PT"/>
-          </w:rPr>
-          <w:rPr>
-            <w:color w:val="0000EE"/>
-            <w:u w:val="single"/>
-          </w:rPr>
-          <w:t>2.16–17</w:t>
-        </w:r>
-      </w:hyperlink>
+      <w:r>
+        <w:rPr>
+          <w:lang w:val="pt_PT" w:bidi="pt_PT"/>
+        </w:rPr>
+        <w:t>2.16–17</w:t>
+      </w:r>
       <w:r>
         <w:rPr>
           <w:lang w:val="pt_PT" w:bidi="pt_PT"/>
         </w:rPr>
         <w:t>) e um pedido para que eles orem por ele enquanto prega as boas-novas (</w:t>
       </w:r>
-      <w:hyperlink r:id="rId31">
-        <w:r>
-          <w:rPr>
-            <w:lang w:val="pt_PT" w:bidi="pt_PT"/>
-          </w:rPr>
-          <w:rPr>
-            <w:color w:val="0000EE"/>
-            <w:u w:val="single"/>
-          </w:rPr>
-          <w:t>3.1–2</w:t>
-        </w:r>
-      </w:hyperlink>
+      <w:r>
+        <w:rPr>
+          <w:lang w:val="pt_PT" w:bidi="pt_PT"/>
+        </w:rPr>
+        <w:t>3.1–2</w:t>
+      </w:r>
       <w:r>
         <w:rPr>
           <w:lang w:val="pt_PT" w:bidi="pt_PT"/>
         </w:rPr>
         <w:t>). Sua confiança na igreja é baseada na obra de Deus neles (</w:t>
       </w:r>
-      <w:hyperlink r:id="rId32">
-        <w:r>
-          <w:rPr>
-            <w:lang w:val="pt_PT" w:bidi="pt_PT"/>
-          </w:rPr>
-          <w:rPr>
-            <w:color w:val="0000EE"/>
-            <w:u w:val="single"/>
-          </w:rPr>
-          <w:t>3.3–5</w:t>
-        </w:r>
-      </w:hyperlink>
+      <w:r>
+        <w:rPr>
+          <w:lang w:val="pt_PT" w:bidi="pt_PT"/>
+        </w:rPr>
+        <w:t>3.3–5</w:t>
+      </w:r>
       <w:r>
         <w:rPr>
           <w:lang w:val="pt_PT" w:bidi="pt_PT"/>
@@ -735,108 +603,72 @@
         </w:rPr>
         <w:t>Na seção de encerramento (</w:t>
       </w:r>
-      <w:hyperlink r:id="rId33">
-        <w:r>
-          <w:rPr>
-            <w:lang w:val="pt_PT" w:bidi="pt_PT"/>
-          </w:rPr>
-          <w:rPr>
-            <w:color w:val="0000EE"/>
-            <w:u w:val="single"/>
-          </w:rPr>
-          <w:t>3.6–18</w:t>
-        </w:r>
-      </w:hyperlink>
+      <w:r>
+        <w:rPr>
+          <w:lang w:val="pt_PT" w:bidi="pt_PT"/>
+        </w:rPr>
+        <w:t>3.6–18</w:t>
+      </w:r>
       <w:r>
         <w:rPr>
           <w:lang w:val="pt_PT" w:bidi="pt_PT"/>
         </w:rPr>
         <w:t>), Paulo retorna a uma questão que ele havia abordado na primeira carta. Alguns crentes estavam se recusando a trabalhar, apesar da instrução e exemplo de Paulo, então Paulo convoca a igreja a discipliná-los (</w:t>
       </w:r>
-      <w:hyperlink r:id="rId34">
-        <w:r>
-          <w:rPr>
-            <w:lang w:val="pt_PT" w:bidi="pt_PT"/>
-          </w:rPr>
-          <w:rPr>
-            <w:color w:val="0000EE"/>
-            <w:u w:val="single"/>
-          </w:rPr>
-          <w:t>3.6–10</w:t>
-        </w:r>
-      </w:hyperlink>
+      <w:r>
+        <w:rPr>
+          <w:lang w:val="pt_PT" w:bidi="pt_PT"/>
+        </w:rPr>
+        <w:t>3.6–10</w:t>
+      </w:r>
       <w:r>
         <w:rPr>
           <w:lang w:val="pt_PT" w:bidi="pt_PT"/>
         </w:rPr>
         <w:t>). Ele também se dirige diretamente a esses membros ociosos, dizendo-lhes para começarem a trabalhar (</w:t>
       </w:r>
-      <w:hyperlink r:id="rId35">
-        <w:r>
-          <w:rPr>
-            <w:lang w:val="pt_PT" w:bidi="pt_PT"/>
-          </w:rPr>
-          <w:rPr>
-            <w:color w:val="0000EE"/>
-            <w:u w:val="single"/>
-          </w:rPr>
-          <w:t>3.11–12</w:t>
-        </w:r>
-      </w:hyperlink>
+      <w:r>
+        <w:rPr>
+          <w:lang w:val="pt_PT" w:bidi="pt_PT"/>
+        </w:rPr>
+        <w:t>3.11–12</w:t>
+      </w:r>
       <w:r>
         <w:rPr>
           <w:lang w:val="pt_PT" w:bidi="pt_PT"/>
         </w:rPr>
         <w:t>). Ele ordena à igreja que trate esses preguiçosos como cristãos errantes em vez de inimigos hostis (</w:t>
       </w:r>
-      <w:hyperlink r:id="rId36">
-        <w:r>
-          <w:rPr>
-            <w:lang w:val="pt_PT" w:bidi="pt_PT"/>
-          </w:rPr>
-          <w:rPr>
-            <w:color w:val="0000EE"/>
-            <w:u w:val="single"/>
-          </w:rPr>
-          <w:t>3.14–15</w:t>
-        </w:r>
-      </w:hyperlink>
+      <w:r>
+        <w:rPr>
+          <w:lang w:val="pt_PT" w:bidi="pt_PT"/>
+        </w:rPr>
+        <w:t>3.14–15</w:t>
+      </w:r>
       <w:r>
         <w:rPr>
           <w:lang w:val="pt_PT" w:bidi="pt_PT"/>
         </w:rPr>
         <w:t>) e incentiva a igreja a continuar sua generosidade para com aqueles em verdadeira necessidade (</w:t>
       </w:r>
-      <w:hyperlink r:id="rId37">
-        <w:r>
-          <w:rPr>
-            <w:lang w:val="pt_PT" w:bidi="pt_PT"/>
-          </w:rPr>
-          <w:rPr>
-            <w:color w:val="0000EE"/>
-            <w:u w:val="single"/>
-          </w:rPr>
-          <w:t>3.13</w:t>
-        </w:r>
-      </w:hyperlink>
+      <w:r>
+        <w:rPr>
+          <w:lang w:val="pt_PT" w:bidi="pt_PT"/>
+        </w:rPr>
+        <w:t>3.13</w:t>
+      </w:r>
       <w:r>
         <w:rPr>
           <w:lang w:val="pt_PT" w:bidi="pt_PT"/>
         </w:rPr>
         <w:t>). Ele encerra a carta com orações e uma saudação final (</w:t>
       </w:r>
-      <w:hyperlink r:id="rId38">
-        <w:r>
-          <w:rPr>
-            <w:lang w:val="pt_PT" w:bidi="pt_PT"/>
-          </w:rPr>
-          <w:rPr>
-            <w:color w:val="0000EE"/>
-            <w:u w:val="single"/>
-          </w:rPr>
-          <w:t>3.16–18</w:t>
-        </w:r>
-      </w:hyperlink>
+      <w:r>
+        <w:rPr>
+          <w:lang w:val="pt_PT" w:bidi="pt_PT"/>
+        </w:rPr>
+        <w:t>3.16–18</w:t>
+      </w:r>
       <w:r>
         <w:rPr>
           <w:lang w:val="pt_PT" w:bidi="pt_PT"/>
@@ -868,36 +700,24 @@
         </w:rPr>
         <w:t>O nome de Paulo está na abertura da carta (</w:t>
       </w:r>
-      <w:hyperlink r:id="rId39">
-        <w:r>
-          <w:rPr>
-            <w:lang w:val="pt_PT" w:bidi="pt_PT"/>
-          </w:rPr>
-          <w:rPr>
-            <w:color w:val="0000EE"/>
-            <w:u w:val="single"/>
-          </w:rPr>
-          <w:t>1.1</w:t>
-        </w:r>
-      </w:hyperlink>
+      <w:r>
+        <w:rPr>
+          <w:lang w:val="pt_PT" w:bidi="pt_PT"/>
+        </w:rPr>
+        <w:t>1.1</w:t>
+      </w:r>
       <w:r>
         <w:rPr>
           <w:lang w:val="pt_PT" w:bidi="pt_PT"/>
         </w:rPr>
         <w:t>); na conclusão, Paulo adiciona uma nota de próprio punho para certificar a autenticidade da carta (</w:t>
       </w:r>
-      <w:hyperlink r:id="rId40">
-        <w:r>
-          <w:rPr>
-            <w:lang w:val="pt_PT" w:bidi="pt_PT"/>
-          </w:rPr>
-          <w:rPr>
-            <w:color w:val="0000EE"/>
-            <w:u w:val="single"/>
-          </w:rPr>
-          <w:t>3.17</w:t>
-        </w:r>
-      </w:hyperlink>
+      <w:r>
+        <w:rPr>
+          <w:lang w:val="pt_PT" w:bidi="pt_PT"/>
+        </w:rPr>
+        <w:t>3.17</w:t>
+      </w:r>
       <w:r>
         <w:rPr>
           <w:lang w:val="pt_PT" w:bidi="pt_PT"/>
@@ -943,36 +763,24 @@
         </w:rPr>
         <w:t>Os destinatários da carta eram os mesmos que receberam 1 Tessalonicenses: “a igreja em Tessalônica,... vocês que pertencem a Deus nosso Pai e ao Senhor Jesus Cristo” (</w:t>
       </w:r>
-      <w:hyperlink r:id="rId39">
-        <w:r>
-          <w:rPr>
-            <w:lang w:val="pt_PT" w:bidi="pt_PT"/>
-          </w:rPr>
-          <w:rPr>
-            <w:color w:val="0000EE"/>
-            <w:u w:val="single"/>
-          </w:rPr>
-          <w:t>2Ts 1.1</w:t>
-        </w:r>
-      </w:hyperlink>
+      <w:r>
+        <w:rPr>
+          <w:lang w:val="pt_PT" w:bidi="pt_PT"/>
+        </w:rPr>
+        <w:t>2Ts 1.1</w:t>
+      </w:r>
       <w:r>
         <w:rPr>
           <w:lang w:val="pt_PT" w:bidi="pt_PT"/>
         </w:rPr>
         <w:t>). Muitos eram artesãos que ganhavam a vida com trabalho manual (</w:t>
       </w:r>
-      <w:hyperlink r:id="rId41">
-        <w:r>
-          <w:rPr>
-            <w:lang w:val="pt_PT" w:bidi="pt_PT"/>
-          </w:rPr>
-          <w:rPr>
-            <w:color w:val="0000EE"/>
-            <w:u w:val="single"/>
-          </w:rPr>
-          <w:t>3.6–12</w:t>
-        </w:r>
-      </w:hyperlink>
+      <w:r>
+        <w:rPr>
+          <w:lang w:val="pt_PT" w:bidi="pt_PT"/>
+        </w:rPr>
+        <w:t>3.6–12</w:t>
+      </w:r>
       <w:r>
         <w:rPr>
           <w:lang w:val="pt_PT" w:bidi="pt_PT"/>
